--- a/REPORTS/LAB 6.docx
+++ b/REPORTS/LAB 6.docx
@@ -53,7 +53,7 @@
           <w:noProof/>
         </w:rPr>
         <w:drawing>
-          <wp:inline distT="0" distB="0" distL="0" distR="0" wp14:anchorId="7FDA51C9" wp14:editId="7580991B">
+          <wp:inline distT="0" distB="0" distL="0" distR="0" wp14:anchorId="16701001" wp14:editId="6422C21D">
             <wp:extent cx="937895" cy="937895"/>
             <wp:effectExtent l="0" t="0" r="0" b="0"/>
             <wp:docPr id="5" name="Рисунок 5" descr="C:\Users\Антон\Downloads\11.png"/>
@@ -509,31 +509,13 @@
               <w:spacing w:after="0" w:line="240" w:lineRule="auto"/>
               <w:jc w:val="center"/>
             </w:pPr>
-            <w:proofErr w:type="gramStart"/>
             <w:r>
               <w:rPr>
                 <w:sz w:val="24"/>
                 <w:szCs w:val="24"/>
               </w:rPr>
-              <w:t>к.т.н.,</w:t>
-            </w:r>
-            <w:proofErr w:type="spellStart"/>
-            <w:r>
-              <w:rPr>
-                <w:sz w:val="24"/>
-                <w:szCs w:val="24"/>
-              </w:rPr>
-              <w:t>доц</w:t>
-            </w:r>
-            <w:proofErr w:type="spellEnd"/>
-            <w:r>
-              <w:rPr>
-                <w:sz w:val="24"/>
-                <w:szCs w:val="24"/>
-              </w:rPr>
-              <w:t>.</w:t>
-            </w:r>
-            <w:proofErr w:type="gramEnd"/>
+              <w:t>к.т.н.,доц.</w:t>
+            </w:r>
           </w:p>
         </w:tc>
         <w:tc>
@@ -640,10 +622,7 @@
         <w:t>Задачи</w:t>
       </w:r>
       <w:r>
-        <w:t xml:space="preserve"> – выбрать датасет с числовыми и категориальными признаками, выполнить предобработку в Spark ML Pipeline, сравнить KMeans, Bisecting KMeans и </w:t>
-      </w:r>
-      <w:r>
-        <w:t>Gaussian Mixture, интерпретировать кластеры и обучить три классификатора для предсказания метки кластера.</w:t>
+        <w:t xml:space="preserve"> – выбрать датасет с числовыми и категориальными признаками, выполнить предобработку в Spark ML Pipeline, сравнить KMeans, Bisecting KMeans и Gaussian Mixture, интерпретировать кластеры и обучить три классификатора для предсказания метки кластера.</w:t>
       </w:r>
     </w:p>
     <w:p>
@@ -667,10 +646,7 @@
         <w:pStyle w:val="1"/>
       </w:pPr>
       <w:r>
-        <w:t>Использован датасет Telco Customer Churn, содержащий сведения о клиентах телеком-компании: подключённые ус</w:t>
-      </w:r>
-      <w:r>
-        <w:t>луги, тип договора, способ оплаты, срок обслуживания и платежи.</w:t>
+        <w:t>Использован датасет Telco Customer Churn, содержащий сведения о клиентах телеком-компании: подключённые услуги, тип договора, способ оплаты, срок обслуживания и платежи.</w:t>
       </w:r>
     </w:p>
     <w:p>
@@ -686,10 +662,7 @@
         <w:pStyle w:val="1"/>
       </w:pPr>
       <w:r>
-        <w:t>Количество записей: 7043. После удаления customerID использовано 20 ст</w:t>
-      </w:r>
-      <w:r>
-        <w:t>олбцов. Итоговая размерность вектора features после кодирования равна 46.</w:t>
+        <w:t>Количество записей: 7043. После удаления customerID использовано 20 столбцов. Итоговая размерность вектора features после кодирования равна 46.</w:t>
       </w:r>
     </w:p>
     <w:p>
@@ -715,181 +688,7 @@
         <w:rPr>
           <w:lang w:val="en-US"/>
         </w:rPr>
-        <w:t xml:space="preserve">: gender, </w:t>
-      </w:r>
-      <w:proofErr w:type="spellStart"/>
-      <w:r>
-        <w:rPr>
-          <w:lang w:val="en-US"/>
-        </w:rPr>
-        <w:t>SeniorCitizen</w:t>
-      </w:r>
-      <w:proofErr w:type="spellEnd"/>
-      <w:r>
-        <w:rPr>
-          <w:lang w:val="en-US"/>
-        </w:rPr>
-        <w:t xml:space="preserve">, Partner, Dependents, </w:t>
-      </w:r>
-      <w:proofErr w:type="spellStart"/>
-      <w:r>
-        <w:rPr>
-          <w:lang w:val="en-US"/>
-        </w:rPr>
-        <w:t>PhoneService</w:t>
-      </w:r>
-      <w:proofErr w:type="spellEnd"/>
-      <w:r>
-        <w:rPr>
-          <w:lang w:val="en-US"/>
-        </w:rPr>
-        <w:t xml:space="preserve">, </w:t>
-      </w:r>
-      <w:proofErr w:type="spellStart"/>
-      <w:r>
-        <w:rPr>
-          <w:lang w:val="en-US"/>
-        </w:rPr>
-        <w:t>MultipleLines</w:t>
-      </w:r>
-      <w:proofErr w:type="spellEnd"/>
-      <w:r>
-        <w:rPr>
-          <w:lang w:val="en-US"/>
-        </w:rPr>
-        <w:t xml:space="preserve">, </w:t>
-      </w:r>
-      <w:proofErr w:type="spellStart"/>
-      <w:r>
-        <w:rPr>
-          <w:lang w:val="en-US"/>
-        </w:rPr>
-        <w:t>InternetService</w:t>
-      </w:r>
-      <w:proofErr w:type="spellEnd"/>
-      <w:r>
-        <w:rPr>
-          <w:lang w:val="en-US"/>
-        </w:rPr>
-        <w:t xml:space="preserve">, </w:t>
-      </w:r>
-      <w:proofErr w:type="spellStart"/>
-      <w:r>
-        <w:rPr>
-          <w:lang w:val="en-US"/>
-        </w:rPr>
-        <w:t>OnlineSecu</w:t>
-      </w:r>
-      <w:r>
-        <w:rPr>
-          <w:lang w:val="en-US"/>
-        </w:rPr>
-        <w:t>rity</w:t>
-      </w:r>
-      <w:proofErr w:type="spellEnd"/>
-      <w:r>
-        <w:rPr>
-          <w:lang w:val="en-US"/>
-        </w:rPr>
-        <w:t xml:space="preserve">, </w:t>
-      </w:r>
-      <w:proofErr w:type="spellStart"/>
-      <w:r>
-        <w:rPr>
-          <w:lang w:val="en-US"/>
-        </w:rPr>
-        <w:t>OnlineBackup</w:t>
-      </w:r>
-      <w:proofErr w:type="spellEnd"/>
-      <w:r>
-        <w:rPr>
-          <w:lang w:val="en-US"/>
-        </w:rPr>
-        <w:t xml:space="preserve">, </w:t>
-      </w:r>
-      <w:proofErr w:type="spellStart"/>
-      <w:r>
-        <w:rPr>
-          <w:lang w:val="en-US"/>
-        </w:rPr>
-        <w:t>DeviceProtection</w:t>
-      </w:r>
-      <w:proofErr w:type="spellEnd"/>
-      <w:r>
-        <w:rPr>
-          <w:lang w:val="en-US"/>
-        </w:rPr>
-        <w:t xml:space="preserve">, </w:t>
-      </w:r>
-      <w:proofErr w:type="spellStart"/>
-      <w:r>
-        <w:rPr>
-          <w:lang w:val="en-US"/>
-        </w:rPr>
-        <w:t>TechSupport</w:t>
-      </w:r>
-      <w:proofErr w:type="spellEnd"/>
-      <w:r>
-        <w:rPr>
-          <w:lang w:val="en-US"/>
-        </w:rPr>
-        <w:t xml:space="preserve">, </w:t>
-      </w:r>
-      <w:proofErr w:type="spellStart"/>
-      <w:r>
-        <w:rPr>
-          <w:lang w:val="en-US"/>
-        </w:rPr>
-        <w:t>StreamingTV</w:t>
-      </w:r>
-      <w:proofErr w:type="spellEnd"/>
-      <w:r>
-        <w:rPr>
-          <w:lang w:val="en-US"/>
-        </w:rPr>
-        <w:t xml:space="preserve">, </w:t>
-      </w:r>
-      <w:proofErr w:type="spellStart"/>
-      <w:r>
-        <w:rPr>
-          <w:lang w:val="en-US"/>
-        </w:rPr>
-        <w:t>StreamingMovies</w:t>
-      </w:r>
-      <w:proofErr w:type="spellEnd"/>
-      <w:r>
-        <w:rPr>
-          <w:lang w:val="en-US"/>
-        </w:rPr>
-        <w:t xml:space="preserve">, Contract, </w:t>
-      </w:r>
-      <w:proofErr w:type="spellStart"/>
-      <w:r>
-        <w:rPr>
-          <w:lang w:val="en-US"/>
-        </w:rPr>
-        <w:t>PaperlessBilling</w:t>
-      </w:r>
-      <w:proofErr w:type="spellEnd"/>
-      <w:r>
-        <w:rPr>
-          <w:lang w:val="en-US"/>
-        </w:rPr>
-        <w:t xml:space="preserve">, </w:t>
-      </w:r>
-      <w:proofErr w:type="spellStart"/>
-      <w:r>
-        <w:rPr>
-          <w:lang w:val="en-US"/>
-        </w:rPr>
-        <w:t>PaymentMethod</w:t>
-      </w:r>
-      <w:proofErr w:type="spellEnd"/>
-      <w:r>
-        <w:rPr>
-          <w:lang w:val="en-US"/>
-        </w:rPr>
-        <w:t>.</w:t>
+        <w:t>: gender, SeniorCitizen, Partner, Dependents, PhoneService, MultipleLines, InternetService, OnlineSecurity, OnlineBackup, DeviceProtection, TechSupport, StreamingTV, StreamingMovies, Contract, PaperlessBilling, PaymentMethod.</w:t>
       </w:r>
     </w:p>
     <w:p>
@@ -913,10 +712,7 @@
         <w:pStyle w:val="1"/>
       </w:pPr>
       <w:r>
-        <w:t>Pi</w:t>
-      </w:r>
-      <w:r>
-        <w:t>peline Spark ML включает StringIndexer, OneHotEncoder, VectorAssembler, StandardScaler и итоговую сборку общего признакового вектора features. Такой подход сохраняет воспроизводимость всех этапов обработки.</w:t>
+        <w:t>Pipeline Spark ML включает StringIndexer, OneHotEncoder, VectorAssembler, StandardScaler и итоговую сборку общего признакового вектора features. Такой подход сохраняет воспроизводимость всех этапов обработки.</w:t>
       </w:r>
     </w:p>
     <w:p>
@@ -932,9 +728,9 @@
         <w:pStyle w:val="1"/>
       </w:pPr>
       <w:r>
+        <w:lastRenderedPageBreak/>
         <w:t>Для KMeans и Bisecting KMeans количество кластеров выбиралось по silhouette score и WCSS, для Gaussian Mixture использовался BIC. Подбор выполнялся в диапазоне k = 2..10. Лучшие значения приведены в таблице.</w:t>
       </w:r>
-      <w:r/>
     </w:p>
     <w:tbl>
       <w:tblPr>
@@ -943,11 +739,11 @@
         <w:tblLook w:val="04A0" w:firstRow="1" w:lastRow="0" w:firstColumn="1" w:lastColumn="0" w:noHBand="0" w:noVBand="1"/>
       </w:tblPr>
       <w:tblGrid>
-        <w:gridCol w:w="1870"/>
-        <w:gridCol w:w="1868"/>
-        <w:gridCol w:w="1869"/>
-        <w:gridCol w:w="1869"/>
-        <w:gridCol w:w="1869"/>
+        <w:gridCol w:w="2223"/>
+        <w:gridCol w:w="1708"/>
+        <w:gridCol w:w="1766"/>
+        <w:gridCol w:w="1816"/>
+        <w:gridCol w:w="1832"/>
       </w:tblGrid>
       <w:tr>
         <w:trPr>
@@ -1365,7 +1161,7 @@
           <w:noProof/>
         </w:rPr>
         <w:drawing>
-          <wp:inline distT="0" distB="0" distL="0" distR="0" wp14:anchorId="617EA235" wp14:editId="5221BFC4">
+          <wp:inline distT="0" distB="0" distL="0" distR="0" wp14:anchorId="247DC4E1" wp14:editId="07F6A643">
             <wp:extent cx="5472000" cy="3142600"/>
             <wp:effectExtent l="0" t="0" r="0" b="0"/>
             <wp:docPr id="6" name="Picture 6"/>
@@ -1418,8 +1214,9 @@
         <w:rPr>
           <w:noProof/>
         </w:rPr>
+        <w:lastRenderedPageBreak/>
         <w:drawing>
-          <wp:inline distT="0" distB="0" distL="0" distR="0" wp14:anchorId="73C6AD59" wp14:editId="27F525CC">
+          <wp:inline distT="0" distB="0" distL="0" distR="0" wp14:anchorId="1C550680" wp14:editId="04E70BC9">
             <wp:extent cx="5472000" cy="3283200"/>
             <wp:effectExtent l="0" t="0" r="0" b="0"/>
             <wp:docPr id="7" name="Picture 7"/>
@@ -1460,7 +1257,6 @@
         <w:pStyle w:val="ab"/>
       </w:pPr>
       <w:r>
-        <w:lastRenderedPageBreak/>
         <w:t>Рисунок 2 – выбор количества компонент Gaussian Mixture по BIC.</w:t>
       </w:r>
     </w:p>
@@ -2099,10 +1895,7 @@
         <w:pStyle w:val="1"/>
       </w:pPr>
       <w:r>
-        <w:t xml:space="preserve">Кластер 0 – новые </w:t>
-      </w:r>
-      <w:r>
-        <w:t>помесячные клиенты с риском оттока: низкий срок обслуживания, помесячный контракт, часто fiber optic и мало дополнительных сервисов. Средний срок обслуживания 15.3 месяцев, средняя месячная плата 67.9, оценочная доля оттока 44.0%.</w:t>
+        <w:t>Кластер 0 – новые помесячные клиенты с риском оттока: низкий срок обслуживания, помесячный контракт, часто fiber optic и мало дополнительных сервисов. Средний срок обслуживания 15.3 месяцев, средняя месячная плата 67.9, оценочная доля оттока 44.0%.</w:t>
       </w:r>
     </w:p>
     <w:p>
@@ -2110,10 +1903,7 @@
         <w:pStyle w:val="1"/>
       </w:pPr>
       <w:r>
-        <w:t>Кластер 1 – лояльные prem</w:t>
-      </w:r>
-      <w:r>
-        <w:t>ium-клиенты с большим набором услуг: долгий срок обслуживания, высокая месячная выручка и много подключенных опций. Средний срок обслуживания 56.9 месяцев, средняя месячная плата 89.2, оценочная доля оттока 15.2%.</w:t>
+        <w:t>Кластер 1 – лояльные premium-клиенты с большим набором услуг: долгий срок обслуживания, высокая месячная выручка и много подключенных опций. Средний срок обслуживания 56.9 месяцев, средняя месячная плата 89.2, оценочная доля оттока 15.2%.</w:t>
       </w:r>
     </w:p>
     <w:p>
@@ -2121,10 +1911,8 @@
         <w:pStyle w:val="1"/>
       </w:pPr>
       <w:r>
-        <w:t>Кластер 2 – экономные клиенты без интернет</w:t>
-      </w:r>
-      <w:r>
-        <w:t>-услуг: низкая месячная плата, отсутствие интернет-сервиса и минимальный набор услуг. Средний срок обслуживания 30.5 месяцев, средняя месячная плата 21.1, оценочная доля оттока 7.4%.</w:t>
+        <w:lastRenderedPageBreak/>
+        <w:t>Кластер 2 – экономные клиенты без интернет-услуг: низкая месячная плата, отсутствие интернет-сервиса и минимальный набор услуг. Средний срок обслуживания 30.5 месяцев, средняя месячная плата 21.1, оценочная доля оттока 7.4%.</w:t>
       </w:r>
     </w:p>
     <w:p>
@@ -2136,9 +1924,8 @@
         <w:rPr>
           <w:noProof/>
         </w:rPr>
-        <w:lastRenderedPageBreak/>
         <w:drawing>
-          <wp:inline distT="0" distB="0" distL="0" distR="0" wp14:anchorId="02B7BD55" wp14:editId="5DE71E86">
+          <wp:inline distT="0" distB="0" distL="0" distR="0" wp14:anchorId="2EBBC2BC" wp14:editId="742A8048">
             <wp:extent cx="5472000" cy="3556800"/>
             <wp:effectExtent l="0" t="0" r="0" b="0"/>
             <wp:docPr id="8" name="Picture 8"/>
@@ -2179,10 +1966,7 @@
         <w:pStyle w:val="ab"/>
       </w:pPr>
       <w:r>
-        <w:t>Рисунок 3 – двумерная PCA-проекция объектов с цветом по кластеру KMeans</w:t>
-      </w:r>
-      <w:r>
-        <w:t>.</w:t>
+        <w:t>Рисунок 3 – двумерная PCA-проекция объектов с цветом по кластеру KMeans.</w:t>
       </w:r>
     </w:p>
     <w:p>
@@ -2195,7 +1979,7 @@
           <w:noProof/>
         </w:rPr>
         <w:drawing>
-          <wp:inline distT="0" distB="0" distL="0" distR="0" wp14:anchorId="068AE0D0" wp14:editId="18DF45C9">
+          <wp:inline distT="0" distB="0" distL="0" distR="0" wp14:anchorId="1D885021" wp14:editId="1176D324">
             <wp:extent cx="5472000" cy="3361371"/>
             <wp:effectExtent l="0" t="0" r="0" b="0"/>
             <wp:docPr id="9" name="Picture 9"/>
@@ -2244,6 +2028,7 @@
         <w:pStyle w:val="a0"/>
       </w:pPr>
       <w:r>
+        <w:lastRenderedPageBreak/>
         <w:t>Классификация</w:t>
       </w:r>
     </w:p>
@@ -2252,7 +2037,6 @@
         <w:pStyle w:val="1"/>
       </w:pPr>
       <w:r>
-        <w:lastRenderedPageBreak/>
         <w:t>В качестве целевой переменной использованы метки лучшей кластеризации (KMeans, k = 3). Данные разделены на обучающую и тестовую выборки: 5036 и 2007 записей.</w:t>
       </w:r>
     </w:p>
@@ -2271,12 +2055,12 @@
         <w:tblLook w:val="04A0" w:firstRow="1" w:lastRow="0" w:firstColumn="1" w:lastColumn="0" w:noHBand="0" w:noVBand="1"/>
       </w:tblPr>
       <w:tblGrid>
-        <w:gridCol w:w="1559"/>
-        <w:gridCol w:w="1558"/>
-        <w:gridCol w:w="1557"/>
-        <w:gridCol w:w="1557"/>
-        <w:gridCol w:w="1557"/>
-        <w:gridCol w:w="1557"/>
+        <w:gridCol w:w="2378"/>
+        <w:gridCol w:w="1389"/>
+        <w:gridCol w:w="1386"/>
+        <w:gridCol w:w="1386"/>
+        <w:gridCol w:w="1386"/>
+        <w:gridCol w:w="1420"/>
       </w:tblGrid>
       <w:tr>
         <w:trPr>
@@ -2770,7 +2554,7 @@
           <w:noProof/>
         </w:rPr>
         <w:drawing>
-          <wp:inline distT="0" distB="0" distL="0" distR="0" wp14:anchorId="4884E8AA" wp14:editId="2DDEA7E3">
+          <wp:inline distT="0" distB="0" distL="0" distR="0" wp14:anchorId="168EB4B1" wp14:editId="7BB6AF02">
             <wp:extent cx="5472000" cy="3142600"/>
             <wp:effectExtent l="0" t="0" r="0" b="0"/>
             <wp:docPr id="10" name="Picture 10"/>
@@ -2825,7 +2609,7 @@
         </w:rPr>
         <w:lastRenderedPageBreak/>
         <w:drawing>
-          <wp:inline distT="0" distB="0" distL="0" distR="0" wp14:anchorId="51DB790B" wp14:editId="6BBF8312">
+          <wp:inline distT="0" distB="0" distL="0" distR="0" wp14:anchorId="2A64CF39" wp14:editId="786E7BF8">
             <wp:extent cx="5472000" cy="4560000"/>
             <wp:effectExtent l="0" t="0" r="0" b="0"/>
             <wp:docPr id="11" name="Picture 11"/>
@@ -2876,72 +2660,67 @@
       <w:r>
         <w:t>Лучший результат показала LogisticRegression: Accuracy = 0.9980, Weighted F1 = 0.9980. На тестовой выборке допущено только 4 ошибки между кластерами 0 и 1.</w:t>
       </w:r>
-      <w:r>
+    </w:p>
+    <w:p>
+      <w:pPr>
+        <w:pStyle w:val="a9"/>
+      </w:pPr>
+      <w:r>
+        <w:t>Заключение</w:t>
+      </w:r>
+    </w:p>
+    <w:p>
+      <w:pPr>
+        <w:pStyle w:val="1"/>
+      </w:pPr>
+      <w:r>
+        <w:t>Наиболее интерпретируемый результат дала KMeans-кластеризация при k = 3: она отделила новых помесячных клиентов с повышенным риском оттока, лояльных клиентов с дорогим набором услуг и экономный сегмент без интернет-сервиса.</w:t>
+      </w:r>
+    </w:p>
+    <w:p>
+      <w:pPr>
+        <w:pStyle w:val="1"/>
+      </w:pPr>
+      <w:r>
+        <w:t>Bisecting KMeans дал близкое, но чуть более слабое значение silhouette, а Gaussian Mixture по критерию BIC выбрал k = 10, но при этом показал более низкий silhouette для разреженного one-hot пространства. Среди классификаторов лучшей оказалась LogisticRegression: она дала максимальный F1 и обучалась быстрее GBT.</w:t>
+      </w:r>
+    </w:p>
+    <w:p>
+      <w:pPr>
+        <w:pStyle w:val="1"/>
         <w:rPr>
-          <w:lang w:val="en-US"/>
+          <w:sz w:val="28"/>
+          <w:szCs w:val="28"/>
         </w:rPr>
-      </w:r>
-      <w:r/>
-      <w:r>
-        <w:rPr>
-          <w:lang w:val="en-US"/>
-        </w:rPr>
-      </w:r>
-      <w:r/>
-      <w:r>
-        <w:rPr>
-          <w:lang w:val="en-US"/>
-        </w:rPr>
-      </w:r>
-      <w:proofErr w:type="spellStart"/>
-      <w:r>
-        <w:rPr>
-          <w:lang w:val="en-US"/>
-        </w:rPr>
-      </w:r>
-      <w:proofErr w:type="spellEnd"/>
-      <w:r>
-        <w:rPr>
-          <w:lang w:val="en-US"/>
-        </w:rPr>
-      </w:r>
-      <w:r/>
-    </w:p>
-    <w:p>
-      <w:pPr>
-        <w:pStyle w:val="a9"/>
-      </w:pPr>
-      <w:r>
-        <w:t>Заключение</w:t>
+      </w:pPr>
+      <w:r>
+        <w:t xml:space="preserve">Код выполнения предоставлен на </w:t>
+      </w:r>
+      <w:hyperlink r:id="rId15" w:history="1">
+        <w:r>
+          <w:rPr>
+            <w:rStyle w:val="ae"/>
+            <w:lang w:val="en-US"/>
+          </w:rPr>
+          <w:t>GitHub</w:t>
+        </w:r>
+      </w:hyperlink>
+      <w:r>
+        <w:t>.</w:t>
       </w:r>
     </w:p>
     <w:p>
       <w:pPr>
         <w:pStyle w:val="1"/>
       </w:pPr>
-      <w:r>
-        <w:t>Наиболее интерпретируемый результат дала KMeans-кластеризация при k = 3: она отделила новых помесячных кли</w:t>
-      </w:r>
-      <w:r>
-        <w:t>ентов с повышенным риском оттока, лояльных клиентов с дорогим набором услуг и экономный сегмент без интернет-сервиса.</w:t>
-      </w:r>
-    </w:p>
-    <w:p>
-      <w:pPr>
-        <w:pStyle w:val="1"/>
-      </w:pPr>
-      <w:r>
-        <w:t>Bisecting KMeans дал близкое, но чуть более слабое значение silhouette, а Gaussian Mixture по критерию BIC выбрал k = 10, но при этом показал более низкий silhouette для разреженного one-hot пространства. Среди классификаторов лучшей оказалась LogisticRegression: она дала максимальный F1 и обучалась быстрее GBT.</w:t>
-      </w:r>
-      <w:r/>
     </w:p>
     <w:sectPr>
-      <w:headerReference w:type="even" r:id="rId15"/>
-      <w:headerReference w:type="default" r:id="rId16"/>
-      <w:footerReference w:type="even" r:id="rId17"/>
-      <w:footerReference w:type="default" r:id="rId18"/>
-      <w:headerReference w:type="first" r:id="rId19"/>
-      <w:footerReference w:type="first" r:id="rId20"/>
+      <w:headerReference w:type="even" r:id="rId16"/>
+      <w:headerReference w:type="default" r:id="rId17"/>
+      <w:footerReference w:type="even" r:id="rId18"/>
+      <w:footerReference w:type="default" r:id="rId19"/>
+      <w:headerReference w:type="first" r:id="rId20"/>
+      <w:footerReference w:type="first" r:id="rId21"/>
       <w:pgSz w:w="11906" w:h="16838"/>
       <w:pgMar w:top="1134" w:right="850" w:bottom="1134" w:left="1701" w:header="708" w:footer="708" w:gutter="0"/>
       <w:cols w:space="708"/>
@@ -4201,6 +3980,17 @@
       <w:szCs w:val="24"/>
     </w:rPr>
   </w:style>
+  <w:style w:type="character" w:styleId="ae">
+    <w:name w:val="Hyperlink"/>
+    <w:basedOn w:val="a4"/>
+    <w:uiPriority w:val="99"/>
+    <w:unhideWhenUsed/>
+    <w:rsid w:val="00D41C48"/>
+    <w:rPr>
+      <w:color w:val="0000FF" w:themeColor="hyperlink"/>
+      <w:u w:val="single"/>
+    </w:rPr>
+  </w:style>
 </w:styles>
 </file>
 
